--- a/SPEC.docx
+++ b/SPEC.docx
@@ -8315,29 +8315,39 @@
       </w:pPr>
       <w:r>
         <w:rPr/>
-        <w:t xml:space="preserve">11. מה כבר קיים בגרסה הראשונה, ומה משתנה</w:t>
-      </w:r>
-    </w:p>
-    <w:p>
-      <w:pPr>
-        <w:bidi/>
-      </w:pPr>
-      <w:r>
-        <w:rPr/>
-        <w:t xml:space="preserve">גרסה ראשונה פורסמה כאב־טיפוס עם נתוני דוגמה: https://claude.ai/artifact/P2VktVJmzLjWJzWw77Hgcm</w:t>
+        <w:t xml:space="preserve">11. מצב המימוש</w:t>
+      </w:r>
+    </w:p>
+    <w:p>
+      <w:pPr>
+        <w:bidi/>
+      </w:pPr>
+      <w:r>
+        <w:rPr/>
+        <w:t xml:space="preserve">הדאשבורד בתיקייה </w:t>
+      </w:r>
+      <w:r>
+        <w:rPr>
+          <w:rFonts w:ascii="Consolas" w:hAnsi="Consolas" w:cs="Consolas"/>
+        </w:rPr>
+        <w:t xml:space="preserve">dashboard/index.html</w:t>
+      </w:r>
+      <w:r>
+        <w:rPr/>
+        <w:t xml:space="preserve"> מתאים לאפיון ומציג נתוני דוגמה בלבד. גרסה ראשונה, שהייתה אב־טיפוס לפני האפיון, פורסמה כאן: https://claude.ai/artifact/P2VktVJmzLjWJzWw77Hgcm</w:t>
       </w:r>
     </w:p>
     <w:tbl>
       <w:tblPr>
         <w:bidiVisual/>
-        <w:tblW w:w="10099" w:type="dxa"/>
+        <w:tblW w:w="10098" w:type="dxa"/>
         <w:tblBorders>
-          <w:top w:val="single" w:sz="4" w:space="0" w:color="| נושא | באב־הטיפוס היום | נדרש לפי האפיון |"/>
-          <w:left w:val="single" w:sz="4" w:space="0" w:color="| נושא | באב־הטיפוס היום | נדרש לפי האפיון |"/>
-          <w:bottom w:val="single" w:sz="4" w:space="0" w:color="| נושא | באב־הטיפוס היום | נדרש לפי האפיון |"/>
-          <w:right w:val="single" w:sz="4" w:space="0" w:color="| נושא | באב־הטיפוס היום | נדרש לפי האפיון |"/>
-          <w:insideH w:val="single" w:sz="4" w:space="0" w:color="| נושא | באב־הטיפוס היום | נדרש לפי האפיון |"/>
-          <w:insideV w:val="single" w:sz="4" w:space="0" w:color="| נושא | באב־הטיפוס היום | נדרש לפי האפיון |"/>
+          <w:top w:val="single" w:sz="4" w:space="0" w:color="| נושא | מצב | הערות |"/>
+          <w:left w:val="single" w:sz="4" w:space="0" w:color="| נושא | מצב | הערות |"/>
+          <w:bottom w:val="single" w:sz="4" w:space="0" w:color="| נושא | מצב | הערות |"/>
+          <w:right w:val="single" w:sz="4" w:space="0" w:color="| נושא | מצב | הערות |"/>
+          <w:insideH w:val="single" w:sz="4" w:space="0" w:color="| נושא | מצב | הערות |"/>
+          <w:insideV w:val="single" w:sz="4" w:space="0" w:color="| נושא | מצב | הערות |"/>
         </w:tblBorders>
         <w:tblLayout w:type="fixed"/>
         <w:tblCellMar>
@@ -8348,9 +8358,9 @@
         </w:tblCellMar>
       </w:tblPr>
       <w:tblGrid>
-        <w:gridCol w:w="1336"/>
-        <w:gridCol w:w="3713"/>
-        <w:gridCol w:w="5050"/>
+        <w:gridCol w:w="2195"/>
+        <w:gridCol w:w="1317"/>
+        <w:gridCol w:w="6586"/>
       </w:tblGrid>
       <w:tr>
         <w:trPr>
@@ -8359,7 +8369,7 @@
         </w:trPr>
         <w:tc>
           <w:tcPr>
-            <w:tcW w:w="1336" w:type="dxa"/>
+            <w:tcW w:w="2195" w:type="dxa"/>
             <w:shd w:val="clear" w:color="auto" w:fill="DCE9F8"/>
           </w:tcPr>
           <w:p>
@@ -8381,7 +8391,7 @@
         </w:tc>
         <w:tc>
           <w:tcPr>
-            <w:tcW w:w="3713" w:type="dxa"/>
+            <w:tcW w:w="1317" w:type="dxa"/>
             <w:shd w:val="clear" w:color="auto" w:fill="DCE9F8"/>
           </w:tcPr>
           <w:p>
@@ -8397,13 +8407,13 @@
                 <w:sz w:val="20"/>
                 <w:szCs w:val="20"/>
               </w:rPr>
-              <w:t xml:space="preserve">באב־הטיפוס היום</w:t>
-            </w:r>
-          </w:p>
-        </w:tc>
-        <w:tc>
-          <w:tcPr>
-            <w:tcW w:w="5050" w:type="dxa"/>
+              <w:t xml:space="preserve">מצב</w:t>
+            </w:r>
+          </w:p>
+        </w:tc>
+        <w:tc>
+          <w:tcPr>
+            <w:tcW w:w="6586" w:type="dxa"/>
             <w:shd w:val="clear" w:color="auto" w:fill="DCE9F8"/>
           </w:tcPr>
           <w:p>
@@ -8419,372 +8429,256 @@
                 <w:sz w:val="20"/>
                 <w:szCs w:val="20"/>
               </w:rPr>
-              <w:t xml:space="preserve">נדרש לפי האפיון</w:t>
-            </w:r>
-          </w:p>
-        </w:tc>
-      </w:tr>
-      <w:tr>
-        <w:trPr>
-          <w:cantSplit/>
-        </w:trPr>
-        <w:tc>
-          <w:tcPr>
-            <w:tcW w:w="1336" w:type="dxa"/>
-          </w:tcPr>
-          <w:p>
-            <w:pPr>
-              <w:bidi/>
-              <w:spacing w:before="20" w:after="20" w:line="264" w:lineRule="auto"/>
-            </w:pPr>
-            <w:r>
-              <w:rPr>
-                <w:sz w:val="20"/>
-                <w:szCs w:val="20"/>
-              </w:rPr>
-              <w:t xml:space="preserve">ימים ושעות</w:t>
-            </w:r>
-          </w:p>
-        </w:tc>
-        <w:tc>
-          <w:tcPr>
-            <w:tcW w:w="3713" w:type="dxa"/>
-          </w:tcPr>
-          <w:p>
-            <w:pPr>
-              <w:bidi/>
-              <w:spacing w:before="20" w:after="20" w:line="264" w:lineRule="auto"/>
-            </w:pPr>
-            <w:r>
-              <w:rPr>
-                <w:sz w:val="20"/>
-                <w:szCs w:val="20"/>
-              </w:rPr>
-              <w:t xml:space="preserve">הערכה מלוח שנה (ימי עבודה × 8.4 שעות)</w:t>
-            </w:r>
-          </w:p>
-        </w:tc>
-        <w:tc>
-          <w:tcPr>
-            <w:tcW w:w="5050" w:type="dxa"/>
-          </w:tcPr>
-          <w:p>
-            <w:pPr>
-              <w:bidi/>
-              <w:spacing w:before="20" w:after="20" w:line="264" w:lineRule="auto"/>
-            </w:pPr>
-            <w:r>
-              <w:rPr>
-                <w:sz w:val="20"/>
-                <w:szCs w:val="20"/>
-              </w:rPr>
-              <w:t xml:space="preserve">נתוני נוכחות אמיתיים מקובץ נפרד</w:t>
-            </w:r>
-          </w:p>
-        </w:tc>
-      </w:tr>
-      <w:tr>
-        <w:trPr>
-          <w:cantSplit/>
-        </w:trPr>
-        <w:tc>
-          <w:tcPr>
-            <w:tcW w:w="1336" w:type="dxa"/>
-          </w:tcPr>
-          <w:p>
-            <w:pPr>
-              <w:bidi/>
-              <w:spacing w:before="20" w:after="20" w:line="264" w:lineRule="auto"/>
-            </w:pPr>
-            <w:r>
-              <w:rPr>
-                <w:sz w:val="20"/>
-                <w:szCs w:val="20"/>
-              </w:rPr>
-              <w:t xml:space="preserve">תקופת ניסיון</w:t>
-            </w:r>
-          </w:p>
-        </w:tc>
-        <w:tc>
-          <w:tcPr>
-            <w:tcW w:w="3713" w:type="dxa"/>
-          </w:tcPr>
-          <w:p>
-            <w:pPr>
-              <w:bidi/>
-              <w:spacing w:before="20" w:after="20" w:line="264" w:lineRule="auto"/>
-            </w:pPr>
-            <w:r>
-              <w:rPr>
-                <w:sz w:val="20"/>
-                <w:szCs w:val="20"/>
-              </w:rPr>
-              <w:t xml:space="preserve">ברירת מחדל 3 חודשים</w:t>
-            </w:r>
-          </w:p>
-        </w:tc>
-        <w:tc>
-          <w:tcPr>
-            <w:tcW w:w="5050" w:type="dxa"/>
-          </w:tcPr>
-          <w:p>
-            <w:pPr>
-              <w:bidi/>
-              <w:spacing w:before="20" w:after="20" w:line="264" w:lineRule="auto"/>
-            </w:pPr>
-            <w:r>
-              <w:rPr>
-                <w:sz w:val="20"/>
-                <w:szCs w:val="20"/>
-              </w:rPr>
-              <w:t xml:space="preserve">6 חודשים</w:t>
-            </w:r>
-          </w:p>
-        </w:tc>
-      </w:tr>
-      <w:tr>
-        <w:trPr>
-          <w:cantSplit/>
-        </w:trPr>
-        <w:tc>
-          <w:tcPr>
-            <w:tcW w:w="1336" w:type="dxa"/>
-          </w:tcPr>
-          <w:p>
-            <w:pPr>
-              <w:bidi/>
-              <w:spacing w:before="20" w:after="20" w:line="264" w:lineRule="auto"/>
-            </w:pPr>
-            <w:r>
-              <w:rPr>
-                <w:sz w:val="20"/>
-                <w:szCs w:val="20"/>
-              </w:rPr>
-              <w:t xml:space="preserve">חריגות</w:t>
-            </w:r>
-          </w:p>
-        </w:tc>
-        <w:tc>
-          <w:tcPr>
-            <w:tcW w:w="3713" w:type="dxa"/>
-          </w:tcPr>
-          <w:p>
-            <w:pPr>
-              <w:bidi/>
-              <w:spacing w:before="20" w:after="20" w:line="264" w:lineRule="auto"/>
-            </w:pPr>
-            <w:r>
-              <w:rPr>
-                <w:sz w:val="20"/>
-                <w:szCs w:val="20"/>
-              </w:rPr>
-              <w:t xml:space="preserve">אין סימון חריגה</w:t>
-            </w:r>
-          </w:p>
-        </w:tc>
-        <w:tc>
-          <w:tcPr>
-            <w:tcW w:w="5050" w:type="dxa"/>
-          </w:tcPr>
-          <w:p>
-            <w:pPr>
-              <w:bidi/>
-              <w:spacing w:before="20" w:after="20" w:line="264" w:lineRule="auto"/>
-            </w:pPr>
-            <w:r>
-              <w:rPr>
-                <w:sz w:val="20"/>
-                <w:szCs w:val="20"/>
-              </w:rPr>
-              <w:t xml:space="preserve">משימה פתוחה מעבר לסף, לפי משימה, בכתום כהה עם אייקון וטקסט</w:t>
-            </w:r>
-          </w:p>
-        </w:tc>
-      </w:tr>
-      <w:tr>
-        <w:trPr>
-          <w:cantSplit/>
-        </w:trPr>
-        <w:tc>
-          <w:tcPr>
-            <w:tcW w:w="1336" w:type="dxa"/>
-          </w:tcPr>
-          <w:p>
-            <w:pPr>
-              <w:bidi/>
-              <w:spacing w:before="20" w:after="20" w:line="264" w:lineRule="auto"/>
-            </w:pPr>
-            <w:r>
-              <w:rPr>
-                <w:sz w:val="20"/>
-                <w:szCs w:val="20"/>
-              </w:rPr>
-              <w:t xml:space="preserve">אותיות ומספרים</w:t>
-            </w:r>
-          </w:p>
-        </w:tc>
-        <w:tc>
-          <w:tcPr>
-            <w:tcW w:w="3713" w:type="dxa"/>
-          </w:tcPr>
-          <w:p>
-            <w:pPr>
-              <w:bidi/>
-              <w:spacing w:before="20" w:after="20" w:line="264" w:lineRule="auto"/>
-            </w:pPr>
-            <w:r>
-              <w:rPr>
-                <w:sz w:val="20"/>
-                <w:szCs w:val="20"/>
-              </w:rPr>
-              <w:t xml:space="preserve">גוף טקסט 14, מספר ראשי 60</w:t>
-            </w:r>
-          </w:p>
-        </w:tc>
-        <w:tc>
-          <w:tcPr>
-            <w:tcW w:w="5050" w:type="dxa"/>
-          </w:tcPr>
-          <w:p>
-            <w:pPr>
-              <w:bidi/>
-              <w:spacing w:before="20" w:after="20" w:line="264" w:lineRule="auto"/>
-            </w:pPr>
-            <w:r>
-              <w:rPr>
-                <w:sz w:val="20"/>
-                <w:szCs w:val="20"/>
-              </w:rPr>
-              <w:t xml:space="preserve">גוף טקסט 18, מספר ראשי 72, כותרות מקטע 28 (סעיף 10.2)</w:t>
-            </w:r>
-          </w:p>
-        </w:tc>
-      </w:tr>
-      <w:tr>
-        <w:trPr>
-          <w:cantSplit/>
-        </w:trPr>
-        <w:tc>
-          <w:tcPr>
-            <w:tcW w:w="1336" w:type="dxa"/>
-          </w:tcPr>
-          <w:p>
-            <w:pPr>
-              <w:bidi/>
-              <w:spacing w:before="20" w:after="20" w:line="264" w:lineRule="auto"/>
-            </w:pPr>
-            <w:r>
-              <w:rPr>
-                <w:sz w:val="20"/>
-                <w:szCs w:val="20"/>
-              </w:rPr>
-              <w:t xml:space="preserve">לחצנים</w:t>
-            </w:r>
-          </w:p>
-        </w:tc>
-        <w:tc>
-          <w:tcPr>
-            <w:tcW w:w="3713" w:type="dxa"/>
-          </w:tcPr>
-          <w:p>
-            <w:pPr>
-              <w:bidi/>
-              <w:spacing w:before="20" w:after="20" w:line="264" w:lineRule="auto"/>
-            </w:pPr>
-            <w:r>
-              <w:rPr>
-                <w:sz w:val="20"/>
-                <w:szCs w:val="20"/>
-              </w:rPr>
-              <w:t xml:space="preserve">גובה 36, טקסט 14, בצבע כחול</w:t>
-            </w:r>
-          </w:p>
-        </w:tc>
-        <w:tc>
-          <w:tcPr>
-            <w:tcW w:w="5050" w:type="dxa"/>
-          </w:tcPr>
-          <w:p>
-            <w:pPr>
-              <w:bidi/>
-              <w:spacing w:before="20" w:after="20" w:line="264" w:lineRule="auto"/>
-            </w:pPr>
-            <w:r>
-              <w:rPr>
-                <w:sz w:val="20"/>
-                <w:szCs w:val="20"/>
-              </w:rPr>
-              <w:t xml:space="preserve">לחצן ראשי כתום בגובה 52, טקסט 18 מודגש, ולחצן משני כחול (סעיף 10.4)</w:t>
-            </w:r>
-          </w:p>
-        </w:tc>
-      </w:tr>
-      <w:tr>
-        <w:trPr>
-          <w:cantSplit/>
-        </w:trPr>
-        <w:tc>
-          <w:tcPr>
-            <w:tcW w:w="1336" w:type="dxa"/>
-          </w:tcPr>
-          <w:p>
-            <w:pPr>
-              <w:bidi/>
-              <w:spacing w:before="20" w:after="20" w:line="264" w:lineRule="auto"/>
-            </w:pPr>
-            <w:r>
-              <w:rPr>
-                <w:sz w:val="20"/>
-                <w:szCs w:val="20"/>
-              </w:rPr>
-              <w:t xml:space="preserve">צבעים</w:t>
-            </w:r>
-          </w:p>
-        </w:tc>
-        <w:tc>
-          <w:tcPr>
-            <w:tcW w:w="3713" w:type="dxa"/>
-          </w:tcPr>
-          <w:p>
-            <w:pPr>
-              <w:bidi/>
-              <w:spacing w:before="20" w:after="20" w:line="264" w:lineRule="auto"/>
-            </w:pPr>
-            <w:r>
-              <w:rPr>
-                <w:sz w:val="20"/>
-                <w:szCs w:val="20"/>
-              </w:rPr>
-              <w:t xml:space="preserve">כחול, בהיר וכהה, וחריגה באדום</w:t>
-            </w:r>
-          </w:p>
-        </w:tc>
-        <w:tc>
-          <w:tcPr>
-            <w:tcW w:w="5050" w:type="dxa"/>
-          </w:tcPr>
-          <w:p>
-            <w:pPr>
-              <w:bidi/>
-              <w:spacing w:before="20" w:after="20" w:line="264" w:lineRule="auto"/>
-            </w:pPr>
-            <w:r>
-              <w:rPr>
-                <w:sz w:val="20"/>
-                <w:szCs w:val="20"/>
-              </w:rPr>
-              <w:t xml:space="preserve">כחול וכתום ואפור בלבד, לפי הפלטה בסעיף 10.3</w:t>
-            </w:r>
-          </w:p>
-        </w:tc>
-      </w:tr>
-      <w:tr>
-        <w:trPr>
-          <w:cantSplit/>
-        </w:trPr>
-        <w:tc>
-          <w:tcPr>
-            <w:tcW w:w="1336" w:type="dxa"/>
+              <w:t xml:space="preserve">הערות</w:t>
+            </w:r>
+          </w:p>
+        </w:tc>
+      </w:tr>
+      <w:tr>
+        <w:trPr>
+          <w:cantSplit/>
+        </w:trPr>
+        <w:tc>
+          <w:tcPr>
+            <w:tcW w:w="2195" w:type="dxa"/>
+          </w:tcPr>
+          <w:p>
+            <w:pPr>
+              <w:bidi/>
+              <w:spacing w:before="20" w:after="20" w:line="264" w:lineRule="auto"/>
+            </w:pPr>
+            <w:r>
+              <w:rPr>
+                <w:sz w:val="20"/>
+                <w:szCs w:val="20"/>
+              </w:rPr>
+              <w:t xml:space="preserve">ימים ושעות מנוכחות</w:t>
+            </w:r>
+          </w:p>
+        </w:tc>
+        <w:tc>
+          <w:tcPr>
+            <w:tcW w:w="1317" w:type="dxa"/>
+          </w:tcPr>
+          <w:p>
+            <w:pPr>
+              <w:bidi/>
+              <w:spacing w:before="20" w:after="20" w:line="264" w:lineRule="auto"/>
+            </w:pPr>
+            <w:r>
+              <w:rPr>
+                <w:sz w:val="20"/>
+                <w:szCs w:val="20"/>
+              </w:rPr>
+              <w:t xml:space="preserve">מומש</w:t>
+            </w:r>
+          </w:p>
+        </w:tc>
+        <w:tc>
+          <w:tcPr>
+            <w:tcW w:w="6586" w:type="dxa"/>
+          </w:tcPr>
+          <w:p>
+            <w:pPr>
+              <w:bidi/>
+              <w:spacing w:before="20" w:after="20" w:line="264" w:lineRule="auto"/>
+            </w:pPr>
+            <w:r>
+              <w:rPr>
+                <w:sz w:val="20"/>
+                <w:szCs w:val="20"/>
+              </w:rPr>
+              <w:t xml:space="preserve">קובץ נוכחות נפרד. בלעדיו הקטע מבקש לטעון אותו, ואין הערכה. ימי עבודה אפשריים מחושבים לפי שבוע עבודה שנבחר</w:t>
+            </w:r>
+          </w:p>
+        </w:tc>
+      </w:tr>
+      <w:tr>
+        <w:trPr>
+          <w:cantSplit/>
+        </w:trPr>
+        <w:tc>
+          <w:tcPr>
+            <w:tcW w:w="2195" w:type="dxa"/>
+          </w:tcPr>
+          <w:p>
+            <w:pPr>
+              <w:bidi/>
+              <w:spacing w:before="20" w:after="20" w:line="264" w:lineRule="auto"/>
+            </w:pPr>
+            <w:r>
+              <w:rPr>
+                <w:sz w:val="20"/>
+                <w:szCs w:val="20"/>
+              </w:rPr>
+              <w:t xml:space="preserve">מספר זהות כמפתח</w:t>
+            </w:r>
+          </w:p>
+        </w:tc>
+        <w:tc>
+          <w:tcPr>
+            <w:tcW w:w="1317" w:type="dxa"/>
+          </w:tcPr>
+          <w:p>
+            <w:pPr>
+              <w:bidi/>
+              <w:spacing w:before="20" w:after="20" w:line="264" w:lineRule="auto"/>
+            </w:pPr>
+            <w:r>
+              <w:rPr>
+                <w:sz w:val="20"/>
+                <w:szCs w:val="20"/>
+              </w:rPr>
+              <w:t xml:space="preserve">מומש</w:t>
+            </w:r>
+          </w:p>
+        </w:tc>
+        <w:tc>
+          <w:tcPr>
+            <w:tcW w:w="6586" w:type="dxa"/>
+          </w:tcPr>
+          <w:p>
+            <w:pPr>
+              <w:bidi/>
+              <w:spacing w:before="20" w:after="20" w:line="264" w:lineRule="auto"/>
+            </w:pPr>
+            <w:r>
+              <w:rPr>
+                <w:sz w:val="20"/>
+                <w:szCs w:val="20"/>
+              </w:rPr>
+              <w:t xml:space="preserve">לא מוצג ולא מיוצא. אפסים מובילים מושלמים, ספרת ביקורת נבדקת, כפילויות ושורות בלי מספר זהות מדווחות</w:t>
+            </w:r>
+          </w:p>
+        </w:tc>
+      </w:tr>
+      <w:tr>
+        <w:trPr>
+          <w:cantSplit/>
+        </w:trPr>
+        <w:tc>
+          <w:tcPr>
+            <w:tcW w:w="2195" w:type="dxa"/>
+          </w:tcPr>
+          <w:p>
+            <w:pPr>
+              <w:bidi/>
+              <w:spacing w:before="20" w:after="20" w:line="264" w:lineRule="auto"/>
+            </w:pPr>
+            <w:r>
+              <w:rPr>
+                <w:sz w:val="20"/>
+                <w:szCs w:val="20"/>
+              </w:rPr>
+              <w:t xml:space="preserve">תקופת ניסיון של 6 חודשים</w:t>
+            </w:r>
+          </w:p>
+        </w:tc>
+        <w:tc>
+          <w:tcPr>
+            <w:tcW w:w="1317" w:type="dxa"/>
+          </w:tcPr>
+          <w:p>
+            <w:pPr>
+              <w:bidi/>
+              <w:spacing w:before="20" w:after="20" w:line="264" w:lineRule="auto"/>
+            </w:pPr>
+            <w:r>
+              <w:rPr>
+                <w:sz w:val="20"/>
+                <w:szCs w:val="20"/>
+              </w:rPr>
+              <w:t xml:space="preserve">מומש</w:t>
+            </w:r>
+          </w:p>
+        </w:tc>
+        <w:tc>
+          <w:tcPr>
+            <w:tcW w:w="6586" w:type="dxa"/>
+          </w:tcPr>
+          <w:p>
+            <w:pPr>
+              <w:bidi/>
+              <w:spacing w:before="20" w:after="20" w:line="264" w:lineRule="auto"/>
+            </w:pPr>
+          </w:p>
+        </w:tc>
+      </w:tr>
+      <w:tr>
+        <w:trPr>
+          <w:cantSplit/>
+        </w:trPr>
+        <w:tc>
+          <w:tcPr>
+            <w:tcW w:w="2195" w:type="dxa"/>
+          </w:tcPr>
+          <w:p>
+            <w:pPr>
+              <w:bidi/>
+              <w:spacing w:before="20" w:after="20" w:line="264" w:lineRule="auto"/>
+            </w:pPr>
+            <w:r>
+              <w:rPr>
+                <w:sz w:val="20"/>
+                <w:szCs w:val="20"/>
+              </w:rPr>
+              <w:t xml:space="preserve">חריגות בקליטה</w:t>
+            </w:r>
+          </w:p>
+        </w:tc>
+        <w:tc>
+          <w:tcPr>
+            <w:tcW w:w="1317" w:type="dxa"/>
+          </w:tcPr>
+          <w:p>
+            <w:pPr>
+              <w:bidi/>
+              <w:spacing w:before="20" w:after="20" w:line="264" w:lineRule="auto"/>
+            </w:pPr>
+            <w:r>
+              <w:rPr>
+                <w:sz w:val="20"/>
+                <w:szCs w:val="20"/>
+              </w:rPr>
+              <w:t xml:space="preserve">מומש</w:t>
+            </w:r>
+          </w:p>
+        </w:tc>
+        <w:tc>
+          <w:tcPr>
+            <w:tcW w:w="6586" w:type="dxa"/>
+          </w:tcPr>
+          <w:p>
+            <w:pPr>
+              <w:bidi/>
+              <w:spacing w:before="20" w:after="20" w:line="264" w:lineRule="auto"/>
+            </w:pPr>
+            <w:r>
+              <w:rPr>
+                <w:sz w:val="20"/>
+                <w:szCs w:val="20"/>
+              </w:rPr>
+              <w:t xml:space="preserve">ספים: 7, 14 ו־30 ימים לפי סעיף 3. לעמודת משימה נוספת שלא הוגדרה באפיון נקבע סף של 14 ימים. </w:t>
+            </w:r>
+            <w:r>
+              <w:rPr>
+                <w:b/>
+                <w:bCs/>
+                <w:sz w:val="20"/>
+                <w:szCs w:val="20"/>
+              </w:rPr>
+              <w:t xml:space="preserve">החלטה שלי, ליישר איתך</w:t>
+            </w:r>
+          </w:p>
+        </w:tc>
+      </w:tr>
+      <w:tr>
+        <w:trPr>
+          <w:cantSplit/>
+        </w:trPr>
+        <w:tc>
+          <w:tcPr>
+            <w:tcW w:w="2195" w:type="dxa"/>
           </w:tcPr>
           <w:p>
             <w:pPr>
@@ -8802,214 +8696,392 @@
         </w:tc>
         <w:tc>
           <w:tcPr>
-            <w:tcW w:w="3713" w:type="dxa"/>
-          </w:tcPr>
-          <w:p>
-            <w:pPr>
-              <w:bidi/>
-              <w:spacing w:before="20" w:after="20" w:line="264" w:lineRule="auto"/>
-            </w:pPr>
-            <w:r>
-              <w:rPr>
-                <w:sz w:val="20"/>
-                <w:szCs w:val="20"/>
-              </w:rPr>
-              <w:t xml:space="preserve">בחירת חודש בודד</w:t>
-            </w:r>
-          </w:p>
-        </w:tc>
-        <w:tc>
-          <w:tcPr>
-            <w:tcW w:w="5050" w:type="dxa"/>
-          </w:tcPr>
-          <w:p>
-            <w:pPr>
-              <w:bidi/>
-              <w:spacing w:before="20" w:after="20" w:line="264" w:lineRule="auto"/>
-            </w:pPr>
-            <w:r>
-              <w:rPr>
-                <w:sz w:val="20"/>
-                <w:szCs w:val="20"/>
-              </w:rPr>
-              <w:t xml:space="preserve">טווח תאריכים חופשי + מחלקה</w:t>
-            </w:r>
-          </w:p>
-        </w:tc>
-      </w:tr>
-      <w:tr>
-        <w:trPr>
-          <w:cantSplit/>
-        </w:trPr>
-        <w:tc>
-          <w:tcPr>
-            <w:tcW w:w="1336" w:type="dxa"/>
-          </w:tcPr>
-          <w:p>
-            <w:pPr>
-              <w:bidi/>
-              <w:spacing w:before="20" w:after="20" w:line="264" w:lineRule="auto"/>
-            </w:pPr>
-            <w:r>
-              <w:rPr>
-                <w:sz w:val="20"/>
-                <w:szCs w:val="20"/>
-              </w:rPr>
-              <w:t xml:space="preserve">ייצוא</w:t>
-            </w:r>
-          </w:p>
-        </w:tc>
-        <w:tc>
-          <w:tcPr>
-            <w:tcW w:w="3713" w:type="dxa"/>
-          </w:tcPr>
-          <w:p>
-            <w:pPr>
-              <w:bidi/>
-              <w:spacing w:before="20" w:after="20" w:line="264" w:lineRule="auto"/>
-            </w:pPr>
-            <w:r>
-              <w:rPr>
-                <w:sz w:val="20"/>
-                <w:szCs w:val="20"/>
-              </w:rPr>
-              <w:t xml:space="preserve">אין</w:t>
-            </w:r>
-          </w:p>
-        </w:tc>
-        <w:tc>
-          <w:tcPr>
-            <w:tcW w:w="5050" w:type="dxa"/>
-          </w:tcPr>
-          <w:p>
-            <w:pPr>
-              <w:bidi/>
-              <w:spacing w:before="20" w:after="20" w:line="264" w:lineRule="auto"/>
-            </w:pPr>
-            <w:r>
-              <w:rPr>
-                <w:sz w:val="20"/>
-                <w:szCs w:val="20"/>
-              </w:rPr>
-              <w:t xml:space="preserve">ייצוא הרשימות ל־Excel</w:t>
-            </w:r>
-          </w:p>
-        </w:tc>
-      </w:tr>
-      <w:tr>
-        <w:trPr>
-          <w:cantSplit/>
-        </w:trPr>
-        <w:tc>
-          <w:tcPr>
-            <w:tcW w:w="1336" w:type="dxa"/>
-          </w:tcPr>
-          <w:p>
-            <w:pPr>
-              <w:bidi/>
-              <w:spacing w:before="20" w:after="20" w:line="264" w:lineRule="auto"/>
-            </w:pPr>
-            <w:r>
-              <w:rPr>
-                <w:sz w:val="20"/>
-                <w:szCs w:val="20"/>
-              </w:rPr>
-              <w:t xml:space="preserve">אחסון</w:t>
-            </w:r>
-          </w:p>
-        </w:tc>
-        <w:tc>
-          <w:tcPr>
-            <w:tcW w:w="3713" w:type="dxa"/>
-          </w:tcPr>
-          <w:p>
-            <w:pPr>
-              <w:bidi/>
-              <w:spacing w:before="20" w:after="20" w:line="264" w:lineRule="auto"/>
-            </w:pPr>
-            <w:r>
-              <w:rPr>
-                <w:sz w:val="20"/>
-                <w:szCs w:val="20"/>
-              </w:rPr>
-              <w:t xml:space="preserve">הקובץ נשמר רק בדפדפן של הטוען</w:t>
-            </w:r>
-          </w:p>
-        </w:tc>
-        <w:tc>
-          <w:tcPr>
-            <w:tcW w:w="5050" w:type="dxa"/>
-          </w:tcPr>
-          <w:p>
-            <w:pPr>
-              <w:bidi/>
-              <w:spacing w:before="20" w:after="20" w:line="264" w:lineRule="auto"/>
-            </w:pPr>
-            <w:r>
-              <w:rPr>
-                <w:sz w:val="20"/>
-                <w:szCs w:val="20"/>
-              </w:rPr>
-              <w:t xml:space="preserve">קובץ משותף ב־GitHub לכל הצופים (הנראות עדיין פתוחה)</w:t>
-            </w:r>
-          </w:p>
-        </w:tc>
-      </w:tr>
-      <w:tr>
-        <w:trPr>
-          <w:cantSplit/>
-        </w:trPr>
-        <w:tc>
-          <w:tcPr>
-            <w:tcW w:w="1336" w:type="dxa"/>
-          </w:tcPr>
-          <w:p>
-            <w:pPr>
-              <w:bidi/>
-              <w:spacing w:before="20" w:after="20" w:line="264" w:lineRule="auto"/>
-            </w:pPr>
-            <w:r>
-              <w:rPr>
-                <w:sz w:val="20"/>
-                <w:szCs w:val="20"/>
-              </w:rPr>
-              <w:t xml:space="preserve">מבנה</w:t>
-            </w:r>
-          </w:p>
-        </w:tc>
-        <w:tc>
-          <w:tcPr>
-            <w:tcW w:w="3713" w:type="dxa"/>
-          </w:tcPr>
-          <w:p>
-            <w:pPr>
-              <w:bidi/>
-              <w:spacing w:before="20" w:after="20" w:line="264" w:lineRule="auto"/>
-            </w:pPr>
-            <w:r>
-              <w:rPr>
-                <w:sz w:val="20"/>
-                <w:szCs w:val="20"/>
-              </w:rPr>
-              <w:t xml:space="preserve">ללא שינוי: סעיפי מי נכנס, סטטוס קליטה, תקופת ניסיון, חצי שנה</w:t>
-            </w:r>
-          </w:p>
-        </w:tc>
-        <w:tc>
-          <w:tcPr>
-            <w:tcW w:w="5050" w:type="dxa"/>
-          </w:tcPr>
-          <w:p>
-            <w:pPr>
-              <w:bidi/>
-              <w:spacing w:before="20" w:after="20" w:line="264" w:lineRule="auto"/>
-            </w:pPr>
-            <w:r>
-              <w:rPr>
-                <w:sz w:val="20"/>
-                <w:szCs w:val="20"/>
-              </w:rPr>
-              <w:t xml:space="preserve">נשמר</w:t>
+            <w:tcW w:w="1317" w:type="dxa"/>
+          </w:tcPr>
+          <w:p>
+            <w:pPr>
+              <w:bidi/>
+              <w:spacing w:before="20" w:after="20" w:line="264" w:lineRule="auto"/>
+            </w:pPr>
+            <w:r>
+              <w:rPr>
+                <w:sz w:val="20"/>
+                <w:szCs w:val="20"/>
+              </w:rPr>
+              <w:t xml:space="preserve">מומש</w:t>
+            </w:r>
+          </w:p>
+        </w:tc>
+        <w:tc>
+          <w:tcPr>
+            <w:tcW w:w="6586" w:type="dxa"/>
+          </w:tcPr>
+          <w:p>
+            <w:pPr>
+              <w:bidi/>
+              <w:spacing w:before="20" w:after="20" w:line="264" w:lineRule="auto"/>
+            </w:pPr>
+            <w:r>
+              <w:rPr>
+                <w:sz w:val="20"/>
+                <w:szCs w:val="20"/>
+              </w:rPr>
+              <w:t xml:space="preserve">תקופה (החודש, חודש קודם, 3 או 6 חודשים אחרונים, שנה, הכול, או טווח תאריכים חופשי) ומחלקות</w:t>
+            </w:r>
+          </w:p>
+        </w:tc>
+      </w:tr>
+      <w:tr>
+        <w:trPr>
+          <w:cantSplit/>
+        </w:trPr>
+        <w:tc>
+          <w:tcPr>
+            <w:tcW w:w="2195" w:type="dxa"/>
+          </w:tcPr>
+          <w:p>
+            <w:pPr>
+              <w:bidi/>
+              <w:spacing w:before="20" w:after="20" w:line="264" w:lineRule="auto"/>
+            </w:pPr>
+            <w:r>
+              <w:rPr>
+                <w:sz w:val="20"/>
+                <w:szCs w:val="20"/>
+              </w:rPr>
+              <w:t xml:space="preserve">ייצוא Excel</w:t>
+            </w:r>
+          </w:p>
+        </w:tc>
+        <w:tc>
+          <w:tcPr>
+            <w:tcW w:w="1317" w:type="dxa"/>
+          </w:tcPr>
+          <w:p>
+            <w:pPr>
+              <w:bidi/>
+              <w:spacing w:before="20" w:after="20" w:line="264" w:lineRule="auto"/>
+            </w:pPr>
+            <w:r>
+              <w:rPr>
+                <w:sz w:val="20"/>
+                <w:szCs w:val="20"/>
+              </w:rPr>
+              <w:t xml:space="preserve">מומש, לא נבדק בקובץ אמיתי</w:t>
+            </w:r>
+          </w:p>
+        </w:tc>
+        <w:tc>
+          <w:tcPr>
+            <w:tcW w:w="6586" w:type="dxa"/>
+          </w:tcPr>
+          <w:p>
+            <w:pPr>
+              <w:bidi/>
+              <w:spacing w:before="20" w:after="20" w:line="264" w:lineRule="auto"/>
+            </w:pPr>
+            <w:r>
+              <w:rPr>
+                <w:sz w:val="20"/>
+                <w:szCs w:val="20"/>
+              </w:rPr>
+              <w:t xml:space="preserve">כפתור אחד לכל הרשימות, וכפתור לכל רשימה בנפרד. בלי מספרי זהות</w:t>
+            </w:r>
+          </w:p>
+        </w:tc>
+      </w:tr>
+      <w:tr>
+        <w:trPr>
+          <w:cantSplit/>
+        </w:trPr>
+        <w:tc>
+          <w:tcPr>
+            <w:tcW w:w="2195" w:type="dxa"/>
+          </w:tcPr>
+          <w:p>
+            <w:pPr>
+              <w:bidi/>
+              <w:spacing w:before="20" w:after="20" w:line="264" w:lineRule="auto"/>
+            </w:pPr>
+            <w:r>
+              <w:rPr>
+                <w:sz w:val="20"/>
+                <w:szCs w:val="20"/>
+              </w:rPr>
+              <w:t xml:space="preserve">עיצוב גרפי</w:t>
+            </w:r>
+          </w:p>
+        </w:tc>
+        <w:tc>
+          <w:tcPr>
+            <w:tcW w:w="1317" w:type="dxa"/>
+          </w:tcPr>
+          <w:p>
+            <w:pPr>
+              <w:bidi/>
+              <w:spacing w:before="20" w:after="20" w:line="264" w:lineRule="auto"/>
+            </w:pPr>
+            <w:r>
+              <w:rPr>
+                <w:sz w:val="20"/>
+                <w:szCs w:val="20"/>
+              </w:rPr>
+              <w:t xml:space="preserve">מומש</w:t>
+            </w:r>
+          </w:p>
+        </w:tc>
+        <w:tc>
+          <w:tcPr>
+            <w:tcW w:w="6586" w:type="dxa"/>
+          </w:tcPr>
+          <w:p>
+            <w:pPr>
+              <w:bidi/>
+              <w:spacing w:before="20" w:after="20" w:line="264" w:lineRule="auto"/>
+            </w:pPr>
+            <w:r>
+              <w:rPr>
+                <w:sz w:val="20"/>
+                <w:szCs w:val="20"/>
+              </w:rPr>
+              <w:t xml:space="preserve">לפי סעיף 10. חריגה אחת: מילוי הלחצן הכתום נשאר </w:t>
+            </w:r>
+            <w:r>
+              <w:rPr>
+                <w:rFonts w:ascii="Consolas" w:hAnsi="Consolas" w:cs="Consolas"/>
+                <w:sz w:val="20"/>
+                <w:szCs w:val="20"/>
+              </w:rPr>
+              <w:t xml:space="preserve">#eb6834</w:t>
+            </w:r>
+            <w:r>
+              <w:rPr>
+                <w:sz w:val="20"/>
+                <w:szCs w:val="20"/>
+              </w:rPr>
+              <w:t xml:space="preserve"> גם במצב כהה, כדי לשמור על ניגודיות של הטקסט</w:t>
+            </w:r>
+          </w:p>
+        </w:tc>
+      </w:tr>
+      <w:tr>
+        <w:trPr>
+          <w:cantSplit/>
+        </w:trPr>
+        <w:tc>
+          <w:tcPr>
+            <w:tcW w:w="2195" w:type="dxa"/>
+          </w:tcPr>
+          <w:p>
+            <w:pPr>
+              <w:bidi/>
+              <w:spacing w:before="20" w:after="20" w:line="264" w:lineRule="auto"/>
+            </w:pPr>
+            <w:r>
+              <w:rPr>
+                <w:sz w:val="20"/>
+                <w:szCs w:val="20"/>
+              </w:rPr>
+              <w:t xml:space="preserve">טעינת קבצים ידנית</w:t>
+            </w:r>
+          </w:p>
+        </w:tc>
+        <w:tc>
+          <w:tcPr>
+            <w:tcW w:w="1317" w:type="dxa"/>
+          </w:tcPr>
+          <w:p>
+            <w:pPr>
+              <w:bidi/>
+              <w:spacing w:before="20" w:after="20" w:line="264" w:lineRule="auto"/>
+            </w:pPr>
+            <w:r>
+              <w:rPr>
+                <w:sz w:val="20"/>
+                <w:szCs w:val="20"/>
+              </w:rPr>
+              <w:t xml:space="preserve">מומש</w:t>
+            </w:r>
+          </w:p>
+        </w:tc>
+        <w:tc>
+          <w:tcPr>
+            <w:tcW w:w="6586" w:type="dxa"/>
+          </w:tcPr>
+          <w:p>
+            <w:pPr>
+              <w:bidi/>
+              <w:spacing w:before="20" w:after="20" w:line="264" w:lineRule="auto"/>
+            </w:pPr>
+            <w:r>
+              <w:rPr>
+                <w:sz w:val="20"/>
+                <w:szCs w:val="20"/>
+              </w:rPr>
+              <w:t xml:space="preserve">קובץ עובדים וקובץ נוכחות בנפרד, עם הודעת סיכום. הנתונים לא נשמרים ברענון העמוד, כדי לא לשמור פרטי עובדים בדפדפן</w:t>
+            </w:r>
+          </w:p>
+        </w:tc>
+      </w:tr>
+      <w:tr>
+        <w:trPr>
+          <w:cantSplit/>
+        </w:trPr>
+        <w:tc>
+          <w:tcPr>
+            <w:tcW w:w="2195" w:type="dxa"/>
+          </w:tcPr>
+          <w:p>
+            <w:pPr>
+              <w:bidi/>
+              <w:spacing w:before="20" w:after="20" w:line="264" w:lineRule="auto"/>
+            </w:pPr>
+            <w:r>
+              <w:rPr>
+                <w:sz w:val="20"/>
+                <w:szCs w:val="20"/>
+              </w:rPr>
+              <w:t xml:space="preserve">אחסון משותף ב־GitHub</w:t>
+            </w:r>
+          </w:p>
+        </w:tc>
+        <w:tc>
+          <w:tcPr>
+            <w:tcW w:w="1317" w:type="dxa"/>
+          </w:tcPr>
+          <w:p>
+            <w:pPr>
+              <w:bidi/>
+              <w:spacing w:before="20" w:after="20" w:line="264" w:lineRule="auto"/>
+            </w:pPr>
+            <w:r>
+              <w:rPr>
+                <w:sz w:val="20"/>
+                <w:szCs w:val="20"/>
+              </w:rPr>
+              <w:t xml:space="preserve">חלקי</w:t>
+            </w:r>
+          </w:p>
+        </w:tc>
+        <w:tc>
+          <w:tcPr>
+            <w:tcW w:w="6586" w:type="dxa"/>
+          </w:tcPr>
+          <w:p>
+            <w:pPr>
+              <w:bidi/>
+              <w:spacing w:before="20" w:after="20" w:line="264" w:lineRule="auto"/>
+            </w:pPr>
+            <w:r>
+              <w:rPr>
+                <w:sz w:val="20"/>
+                <w:szCs w:val="20"/>
+              </w:rPr>
+              <w:t xml:space="preserve">כשהדאשבורד מוגש מ־GitHub Pages הוא קורא </w:t>
+            </w:r>
+            <w:r>
+              <w:rPr>
+                <w:rFonts w:ascii="Consolas" w:hAnsi="Consolas" w:cs="Consolas"/>
+                <w:sz w:val="20"/>
+                <w:szCs w:val="20"/>
+              </w:rPr>
+              <w:t xml:space="preserve">data/employees.csv</w:t>
+            </w:r>
+            <w:r>
+              <w:rPr>
+                <w:sz w:val="20"/>
+                <w:szCs w:val="20"/>
+              </w:rPr>
+              <w:t xml:space="preserve"> ו־</w:t>
+            </w:r>
+            <w:r>
+              <w:rPr>
+                <w:rFonts w:ascii="Consolas" w:hAnsi="Consolas" w:cs="Consolas"/>
+                <w:sz w:val="20"/>
+                <w:szCs w:val="20"/>
+              </w:rPr>
+              <w:t xml:space="preserve">data/attendance.csv</w:t>
+            </w:r>
+            <w:r>
+              <w:rPr>
+                <w:sz w:val="20"/>
+                <w:szCs w:val="20"/>
+              </w:rPr>
+              <w:t xml:space="preserve"> אם קיימים. בפועל אין כאלה במאגר: </w:t>
+            </w:r>
+            <w:r>
+              <w:rPr>
+                <w:rFonts w:ascii="Consolas" w:hAnsi="Consolas" w:cs="Consolas"/>
+                <w:sz w:val="20"/>
+                <w:szCs w:val="20"/>
+              </w:rPr>
+              <w:t xml:space="preserve">.gitignore</w:t>
+            </w:r>
+            <w:r>
+              <w:rPr>
+                <w:sz w:val="20"/>
+                <w:szCs w:val="20"/>
+              </w:rPr>
+              <w:t xml:space="preserve"> חוסם אותם עד אישור פרטיות (שאלה 2)</w:t>
+            </w:r>
+          </w:p>
+        </w:tc>
+      </w:tr>
+      <w:tr>
+        <w:trPr>
+          <w:cantSplit/>
+        </w:trPr>
+        <w:tc>
+          <w:tcPr>
+            <w:tcW w:w="2195" w:type="dxa"/>
+          </w:tcPr>
+          <w:p>
+            <w:pPr>
+              <w:bidi/>
+              <w:spacing w:before="20" w:after="20" w:line="264" w:lineRule="auto"/>
+            </w:pPr>
+            <w:r>
+              <w:rPr>
+                <w:sz w:val="20"/>
+                <w:szCs w:val="20"/>
+              </w:rPr>
+              <w:t xml:space="preserve">בדיקת קבלה מלאה (סעיף 12)</w:t>
+            </w:r>
+          </w:p>
+        </w:tc>
+        <w:tc>
+          <w:tcPr>
+            <w:tcW w:w="1317" w:type="dxa"/>
+          </w:tcPr>
+          <w:p>
+            <w:pPr>
+              <w:bidi/>
+              <w:spacing w:before="20" w:after="20" w:line="264" w:lineRule="auto"/>
+            </w:pPr>
+            <w:r>
+              <w:rPr>
+                <w:sz w:val="20"/>
+                <w:szCs w:val="20"/>
+              </w:rPr>
+              <w:t xml:space="preserve">טרם בוצעה</w:t>
+            </w:r>
+          </w:p>
+        </w:tc>
+        <w:tc>
+          <w:tcPr>
+            <w:tcW w:w="6586" w:type="dxa"/>
+          </w:tcPr>
+          <w:p>
+            <w:pPr>
+              <w:bidi/>
+              <w:spacing w:before="20" w:after="20" w:line="264" w:lineRule="auto"/>
+            </w:pPr>
+            <w:r>
+              <w:rPr>
+                <w:sz w:val="20"/>
+                <w:szCs w:val="20"/>
+              </w:rPr>
+              <w:t xml:space="preserve">נבדקה טעינת CSV לדוגמה. לא נבדקה טעינת קובץ Excel אמיתי</w:t>
             </w:r>
           </w:p>
         </w:tc>
@@ -9020,6 +9092,22 @@
         <w:bidi/>
         <w:spacing w:after="60"/>
       </w:pPr>
+    </w:p>
+    <w:p>
+      <w:pPr>
+        <w:bidi/>
+      </w:pPr>
+      <w:r>
+        <w:rPr>
+          <w:b/>
+          <w:bCs/>
+        </w:rPr>
+        <w:t xml:space="preserve">החלטה פתוחה שנובעת מהאפיון:</w:t>
+      </w:r>
+      <w:r>
+        <w:rPr/>
+        <w:t xml:space="preserve"> ברירת המחדל של הסינון היא החודש הנוכחי, והיא משפיעה על כל הקטעים. לכן תקופת הניסיון והחצי שנה מציגות בהתחלה רק את מי שנקלט החודש. כדי לראות את כולם בוחרים "שנה" או "הכול". אם רוצים שהקטעים האלה תמיד יחושבו על כל העובדים, צריך לשנות את סעיפים 6 ו־7.</w:t>
+      </w:r>
     </w:p>
     <w:p>
       <w:pPr>

--- a/SPEC.docx
+++ b/SPEC.docx
@@ -8977,7 +8977,7 @@
                 <w:sz w:val="20"/>
                 <w:szCs w:val="20"/>
               </w:rPr>
-              <w:t xml:space="preserve">כשהדאשבורד מוגש מ־GitHub Pages הוא קורא </w:t>
+              <w:t xml:space="preserve">כשהדאשבורד מוגש מ־GitHub Pages הוא קורא קבצים משותפים מהתיקייה </w:t>
             </w:r>
             <w:r>
               <w:rPr>
@@ -8985,7 +8985,22 @@
                 <w:sz w:val="20"/>
                 <w:szCs w:val="20"/>
               </w:rPr>
-              <w:t xml:space="preserve">data/employees.csv</w:t>
+              <w:t xml:space="preserve">dashboard/data/</w:t>
+            </w:r>
+            <w:r>
+              <w:rPr>
+                <w:sz w:val="20"/>
+                <w:szCs w:val="20"/>
+              </w:rPr>
+              <w:t xml:space="preserve">. כרגע אלה קבצי דוגמה מומצאים (</w:t>
+            </w:r>
+            <w:r>
+              <w:rPr>
+                <w:rFonts w:ascii="Consolas" w:hAnsi="Consolas" w:cs="Consolas"/>
+                <w:sz w:val="20"/>
+                <w:szCs w:val="20"/>
+              </w:rPr>
+              <w:t xml:space="preserve">sample-employees.csv</w:t>
             </w:r>
             <w:r>
               <w:rPr>
@@ -9000,14 +9015,14 @@
                 <w:sz w:val="20"/>
                 <w:szCs w:val="20"/>
               </w:rPr>
-              <w:t xml:space="preserve">data/attendance.csv</w:t>
-            </w:r>
-            <w:r>
-              <w:rPr>
-                <w:sz w:val="20"/>
-                <w:szCs w:val="20"/>
-              </w:rPr>
-              <w:t xml:space="preserve"> אם קיימים. בפועל אין כאלה במאגר: </w:t>
+              <w:t xml:space="preserve">sample-attendance.csv</w:t>
+            </w:r>
+            <w:r>
+              <w:rPr>
+                <w:sz w:val="20"/>
+                <w:szCs w:val="20"/>
+              </w:rPr>
+              <w:t xml:space="preserve">), ולכן אין שגיאת 404. קבצי נתונים אמיתיים (</w:t>
             </w:r>
             <w:r>
               <w:rPr>
@@ -9015,6 +9030,36 @@
                 <w:sz w:val="20"/>
                 <w:szCs w:val="20"/>
               </w:rPr>
+              <w:t xml:space="preserve">employees.csv</w:t>
+            </w:r>
+            <w:r>
+              <w:rPr>
+                <w:sz w:val="20"/>
+                <w:szCs w:val="20"/>
+              </w:rPr>
+              <w:t xml:space="preserve">, </w:t>
+            </w:r>
+            <w:r>
+              <w:rPr>
+                <w:rFonts w:ascii="Consolas" w:hAnsi="Consolas" w:cs="Consolas"/>
+                <w:sz w:val="20"/>
+                <w:szCs w:val="20"/>
+              </w:rPr>
+              <w:t xml:space="preserve">attendance.csv</w:t>
+            </w:r>
+            <w:r>
+              <w:rPr>
+                <w:sz w:val="20"/>
+                <w:szCs w:val="20"/>
+              </w:rPr>
+              <w:t xml:space="preserve">) חסומים ב־</w:t>
+            </w:r>
+            <w:r>
+              <w:rPr>
+                <w:rFonts w:ascii="Consolas" w:hAnsi="Consolas" w:cs="Consolas"/>
+                <w:sz w:val="20"/>
+                <w:szCs w:val="20"/>
+              </w:rPr>
               <w:t xml:space="preserve">.gitignore</w:t>
             </w:r>
             <w:r>
@@ -9022,7 +9067,7 @@
                 <w:sz w:val="20"/>
                 <w:szCs w:val="20"/>
               </w:rPr>
-              <w:t xml:space="preserve"> חוסם אותם עד אישור פרטיות (שאלה 2)</w:t>
+              <w:t xml:space="preserve"> עד אישור פרטיות (שאלה 2)</w:t>
             </w:r>
           </w:p>
         </w:tc>

--- a/SPEC.docx
+++ b/SPEC.docx
@@ -9052,22 +9052,7 @@
                 <w:sz w:val="20"/>
                 <w:szCs w:val="20"/>
               </w:rPr>
-              <w:t xml:space="preserve">) חסומים ב־</w:t>
-            </w:r>
-            <w:r>
-              <w:rPr>
-                <w:rFonts w:ascii="Consolas" w:hAnsi="Consolas" w:cs="Consolas"/>
-                <w:sz w:val="20"/>
-                <w:szCs w:val="20"/>
-              </w:rPr>
-              <w:t xml:space="preserve">.gitignore</w:t>
-            </w:r>
-            <w:r>
-              <w:rPr>
-                <w:sz w:val="20"/>
-                <w:szCs w:val="20"/>
-              </w:rPr>
-              <w:t xml:space="preserve"> עד אישור פרטיות (שאלה 2)</w:t>
+              <w:t xml:space="preserve">) עדיין לא במאגר, עד אישור פרטיות (שאלה 2). אין חסימה טכנית על העלאת קובצי CSV</w:t>
             </w:r>
           </w:p>
         </w:tc>

--- a/SPEC.docx
+++ b/SPEC.docx
@@ -4905,6 +4905,68 @@
       <w:r>
         <w:rPr/>
         <w:t xml:space="preserve"> מי שיש לו הרשאת כתיבה למאגר ב־GitHub, כלומר צוות HR בלבד. שאר הצופים רק קוראים.</w:t>
+      </w:r>
+    </w:p>
+    <w:p>
+      <w:pPr>
+        <w:numPr>
+          <w:ilvl w:val="0"/>
+          <w:numId w:val="1"/>
+        </w:numPr>
+        <w:bidi/>
+        <w:spacing w:after="60"/>
+      </w:pPr>
+      <w:r>
+        <w:rPr>
+          <w:b/>
+          <w:bCs/>
+        </w:rPr>
+        <w:t xml:space="preserve">שני קישורים לפתיחת הדאשבורד:</w:t>
+      </w:r>
+      <w:r>
+        <w:rPr/>
+        <w:t xml:space="preserve"> הקישור הרגיל (</w:t>
+      </w:r>
+      <w:r>
+        <w:rPr>
+          <w:rFonts w:ascii="Consolas" w:hAnsi="Consolas" w:cs="Consolas"/>
+        </w:rPr>
+        <w:t xml:space="preserve">dashboard/</w:t>
+      </w:r>
+      <w:r>
+        <w:rPr/>
+        <w:t xml:space="preserve">) עולה עם נתוני הדוגמה שבמאגר, כברירת מחדל. קישור עם </w:t>
+      </w:r>
+      <w:r>
+        <w:rPr>
+          <w:rFonts w:ascii="Consolas" w:hAnsi="Consolas" w:cs="Consolas"/>
+        </w:rPr>
+        <w:t xml:space="preserve">?empty=1</w:t>
+      </w:r>
+      <w:r>
+        <w:rPr/>
+        <w:t xml:space="preserve"> בסופו (</w:t>
+      </w:r>
+      <w:r>
+        <w:rPr>
+          <w:rFonts w:ascii="Consolas" w:hAnsi="Consolas" w:cs="Consolas"/>
+        </w:rPr>
+        <w:t xml:space="preserve">dashboard/?empty=1</w:t>
+      </w:r>
+      <w:r>
+        <w:rPr/>
+        <w:t xml:space="preserve">) עולה </w:t>
+      </w:r>
+      <w:r>
+        <w:rPr>
+          <w:b/>
+          <w:bCs/>
+        </w:rPr>
+        <w:t xml:space="preserve">בלי</w:t>
+      </w:r>
+      <w:r>
+        <w:rPr/>
+        <w:t xml:space="preserve"> נתוני דוגמה, ומציג הנחיה לטעון קובץ עובדים וקובץ נוכחות. כל עמוד מציג קישור קטן למעבר לגרסה השנייה.</w:t>
       </w:r>
     </w:p>
     <w:p>

--- a/SPEC.docx
+++ b/SPEC.docx
@@ -4921,52 +4921,54 @@
           <w:b/>
           <w:bCs/>
         </w:rPr>
-        <w:t xml:space="preserve">שני קישורים לפתיחת הדאשבורד:</w:t>
-      </w:r>
-      <w:r>
-        <w:rPr/>
-        <w:t xml:space="preserve"> הקישור הרגיל (</w:t>
-      </w:r>
-      <w:r>
-        <w:rPr>
-          <w:rFonts w:ascii="Consolas" w:hAnsi="Consolas" w:cs="Consolas"/>
-        </w:rPr>
-        <w:t xml:space="preserve">dashboard/</w:t>
-      </w:r>
-      <w:r>
-        <w:rPr/>
-        <w:t xml:space="preserve">) עולה עם נתוני הדוגמה שבמאגר, כברירת מחדל. קישור עם </w:t>
-      </w:r>
-      <w:r>
-        <w:rPr>
-          <w:rFonts w:ascii="Consolas" w:hAnsi="Consolas" w:cs="Consolas"/>
-        </w:rPr>
-        <w:t xml:space="preserve">?empty=1</w:t>
-      </w:r>
-      <w:r>
-        <w:rPr/>
-        <w:t xml:space="preserve"> בסופו (</w:t>
-      </w:r>
-      <w:r>
-        <w:rPr>
-          <w:rFonts w:ascii="Consolas" w:hAnsi="Consolas" w:cs="Consolas"/>
-        </w:rPr>
-        <w:t xml:space="preserve">dashboard/?empty=1</w:t>
-      </w:r>
-      <w:r>
-        <w:rPr/>
-        <w:t xml:space="preserve">) עולה </w:t>
-      </w:r>
+        <w:t xml:space="preserve">קישור אחד, מצב פתיחה ריק:</w:t>
+      </w:r>
+      <w:r>
+        <w:rPr/>
+        <w:t xml:space="preserve"> הקישור לדאשבורד עולה תמיד ריק ומוכן לטעינה, בלי נתוני דוגמה ובלי בקשת רשת שעלולה להיכשל. לצד כפתורי הטעינה יש כפתור "הצגת נתוני דוגמה" לצפייה מהירה, בלי לטעון קובץ.</w:t>
+      </w:r>
+    </w:p>
+    <w:p>
+      <w:pPr>
+        <w:numPr>
+          <w:ilvl w:val="0"/>
+          <w:numId w:val="1"/>
+        </w:numPr>
+        <w:bidi/>
+        <w:spacing w:after="60"/>
+      </w:pPr>
       <w:r>
         <w:rPr>
           <w:b/>
           <w:bCs/>
         </w:rPr>
-        <w:t xml:space="preserve">בלי</w:t>
-      </w:r>
-      <w:r>
-        <w:rPr/>
-        <w:t xml:space="preserve"> נתוני דוגמה, ומציג הנחיה לטעון קובץ עובדים וקובץ נוכחות. כל עמוד מציג קישור קטן למעבר לגרסה השנייה.</w:t>
+        <w:t xml:space="preserve">זיכרון מקומי בדפדפן:</w:t>
+      </w:r>
+      <w:r>
+        <w:rPr/>
+        <w:t xml:space="preserve"> אחרי טעינת קובץ (או לחיצה על "הצגת נתוני דוגמה"), הדפדפן שנעשה בו השימוש </w:t>
+      </w:r>
+      <w:r>
+        <w:rPr>
+          <w:b/>
+          <w:bCs/>
+        </w:rPr>
+        <w:t xml:space="preserve">זוכר</w:t>
+      </w:r>
+      <w:r>
+        <w:rPr/>
+        <w:t xml:space="preserve"> את מה שנטען, ומציג אותו שוב אוטומטית בכניסה הבאה לאותו קישור, </w:t>
+      </w:r>
+      <w:r>
+        <w:rPr>
+          <w:b/>
+          <w:bCs/>
+        </w:rPr>
+        <w:t xml:space="preserve">מאותו דפדפן בלבד</w:t>
+      </w:r>
+      <w:r>
+        <w:rPr/>
+        <w:t xml:space="preserve">. דפדפן או מחשב אחר, שלא טען שם קובץ, ימשיך לראות מסך ריק. הכפתור "ניקוי הנתונים שנטענו" מוחק את הזיכרון הזה. שום נתון לא נשלח לגיטהאב או לכל מקום אחר — הזיכרון מקומי לחלוטין, ונשאר במחשב שבו נטען, גם אחרי סגירת הדפדפן. יש לכך השלכת פרטיות: על מחשב משותף, נתוני עובדים אמיתיים שנטענו יישארו שם עד שינקו אותם ידנית.</w:t>
       </w:r>
     </w:p>
     <w:p>
